--- a/Flexible-dose-response-models.forWord.docx
+++ b/Flexible-dose-response-models.forWord.docx
@@ -251,7 +251,7 @@
         <w:t xml:space="preserve"> </w:t>
       </w:r>
       <w:r>
-        <w:t xml:space="preserve">indicate improvement. Safety was summarized at each visit using a side-effect burden score</w:t>
+        <w:t xml:space="preserve">indicate improvement. Safety was summarized at each visit using a side-effect score</w:t>
       </w:r>
       <w:r>
         <w:t xml:space="preserve"> </w:t>
@@ -386,7 +386,7 @@
         <w:pStyle w:val="BodyText"/>
       </w:pPr>
       <w:r>
-        <w:t xml:space="preserve">The dataset includes 170 patients treated with Paroxetine and 996 patient-visits in total. The observed dose levels were 20, 30, 40, 50. Summary statistics for efficacy and side-effect burden are shown below.</w:t>
+        <w:t xml:space="preserve">The dataset includes 170 patients treated with Paroxetine and 996 patient-visits in total. The observed dose levels were 20, 30, 40, 50. Summary statistics for efficacy and side-effects are shown below.</w:t>
       </w:r>
     </w:p>
     <w:tbl>
@@ -4597,7 +4597,7 @@
               <w:jc w:val="left"/>
             </w:pPr>
             <w:r>
-              <w:t xml:space="preserve">Side-effect burden score for patient</w:t>
+              <w:t xml:space="preserve">Side-effect score for patient</w:t>
             </w:r>
             <w:r>
               <w:t xml:space="preserve"> </w:t>
@@ -7461,13 +7461,60 @@
     </w:p>
     <w:p>
       <w:pPr>
+        <w:pStyle w:val="FirstParagraph"/>
+      </w:pPr>
+      <w:r>
+        <w:drawing>
+          <wp:inline>
+            <wp:extent cx="5334000" cy="3733800"/>
+            <wp:effectExtent b="0" l="0" r="0" t="0"/>
+            <wp:docPr descr="" title="" id="1" name="Picture"/>
+            <a:graphic>
+              <a:graphicData uri="http://schemas.openxmlformats.org/drawingml/2006/picture">
+                <pic:pic>
+                  <pic:nvPicPr>
+                    <pic:cNvPr descr="Flexible-dose-response-models.forWord_files/figure-docx/predicted-dose-probabilities-prev-dose-20-1.png" id="0" name="Picture"/>
+                    <pic:cNvPicPr>
+                      <a:picLocks noChangeArrowheads="1" noChangeAspect="1"/>
+                    </pic:cNvPicPr>
+                  </pic:nvPicPr>
+                  <pic:blipFill>
+                    <a:blip r:embed="rId26"/>
+                    <a:stretch>
+                      <a:fillRect/>
+                    </a:stretch>
+                  </pic:blipFill>
+                  <pic:spPr bwMode="auto">
+                    <a:xfrm>
+                      <a:off x="0" y="0"/>
+                      <a:ext cx="5334000" cy="3733800"/>
+                    </a:xfrm>
+                    <a:prstGeom prst="rect">
+                      <a:avLst/>
+                    </a:prstGeom>
+                    <a:noFill/>
+                    <a:ln w="9525">
+                      <a:noFill/>
+                      <a:headEnd/>
+                      <a:tailEnd/>
+                    </a:ln>
+                  </pic:spPr>
+                </pic:pic>
+              </a:graphicData>
+            </a:graphic>
+          </wp:inline>
+        </w:drawing>
+      </w:r>
+    </w:p>
+    <w:p>
+      <w:pPr>
         <w:pStyle w:val="Heading4"/>
       </w:pPr>
-      <w:bookmarkStart w:id="26" w:name="dose-weight-numerator"/>
+      <w:bookmarkStart w:id="27" w:name="dose-weight-numerator"/>
       <w:r>
         <w:t xml:space="preserve">Dose weight numerator</w:t>
       </w:r>
-      <w:bookmarkEnd w:id="26"/>
+      <w:bookmarkEnd w:id="27"/>
     </w:p>
     <w:p>
       <w:pPr>
@@ -8716,11 +8763,11 @@
       <w:pPr>
         <w:pStyle w:val="Heading4"/>
       </w:pPr>
-      <w:bookmarkStart w:id="27" w:name="stabilized-dose-weights"/>
+      <w:bookmarkStart w:id="28" w:name="stabilized-dose-weights"/>
       <w:r>
         <w:t xml:space="preserve">Stabilized dose weights</w:t>
       </w:r>
-      <w:bookmarkEnd w:id="27"/>
+      <w:bookmarkEnd w:id="28"/>
     </w:p>
     <w:p>
       <w:pPr>
@@ -9537,21 +9584,21 @@
       <w:pPr>
         <w:pStyle w:val="Heading3"/>
       </w:pPr>
-      <w:bookmarkStart w:id="28" w:name="Xed4b15fcd6b9ba57d14f8beb1d3493370072e01"/>
+      <w:bookmarkStart w:id="29" w:name="Xed4b15fcd6b9ba57d14f8beb1d3493370072e01"/>
       <w:r>
         <w:t xml:space="preserve">Inverse probability of censoring weights (IPCW)</w:t>
       </w:r>
-      <w:bookmarkEnd w:id="28"/>
+      <w:bookmarkEnd w:id="29"/>
     </w:p>
     <w:p>
       <w:pPr>
         <w:pStyle w:val="Heading4"/>
       </w:pPr>
-      <w:bookmarkStart w:id="29" w:name="censoring-weight-denominator"/>
+      <w:bookmarkStart w:id="30" w:name="censoring-weight-denominator"/>
       <w:r>
         <w:t xml:space="preserve">Censoring weight denominator</w:t>
       </w:r>
-      <w:bookmarkEnd w:id="29"/>
+      <w:bookmarkEnd w:id="30"/>
     </w:p>
     <w:p>
       <w:pPr>
@@ -9573,7 +9620,7 @@
         <w:t xml:space="preserve"> </w:t>
       </w:r>
       <w:r>
-        <w:t xml:space="preserve">described the dropout process conditional on the observed history. It included current dose, current and previous HAMD improvement, current and previous side-effect burden, and baseline covariates:</w:t>
+        <w:t xml:space="preserve">described the dropout process conditional on the observed history. It included current dose, current and previous HAMD improvement, current and previous side-effect scores, and baseline covariates:</w:t>
       </w:r>
     </w:p>
     <w:p>
@@ -11280,6 +11327,16 @@
           </m:r>
         </m:oMath>
       </m:oMathPara>
+    </w:p>
+    <w:p>
+      <w:pPr>
+        <w:pStyle w:val="Heading4"/>
+      </w:pPr>
+      <w:bookmarkStart w:id="31" w:name="censoring-weight-numerator"/>
+      <w:r>
+        <w:t xml:space="preserve">Censoring weight numerator</w:t>
+      </w:r>
+      <w:bookmarkEnd w:id="31"/>
     </w:p>
     <w:p>
       <w:pPr>
@@ -12493,11 +12550,11 @@
       <w:pPr>
         <w:pStyle w:val="Heading4"/>
       </w:pPr>
-      <w:bookmarkStart w:id="30" w:name="stabilized-censoring-weights"/>
+      <w:bookmarkStart w:id="32" w:name="stabilized-censoring-weights"/>
       <w:r>
         <w:t xml:space="preserve">Stabilized censoring weights</w:t>
       </w:r>
-      <w:bookmarkEnd w:id="30"/>
+      <w:bookmarkEnd w:id="32"/>
     </w:p>
     <w:p>
       <w:pPr>
@@ -13559,11 +13616,11 @@
       <w:pPr>
         <w:pStyle w:val="Heading3"/>
       </w:pPr>
-      <w:bookmarkStart w:id="31" w:name="total-stabilized-weights-and-truncation"/>
+      <w:bookmarkStart w:id="33" w:name="total-stabilized-weights-and-truncation"/>
       <w:r>
         <w:t xml:space="preserve">Total stabilized weights and truncation</w:t>
       </w:r>
-      <w:bookmarkEnd w:id="31"/>
+      <w:bookmarkEnd w:id="33"/>
     </w:p>
     <w:p>
       <w:pPr>
@@ -14852,11 +14909,11 @@
       <w:pPr>
         <w:pStyle w:val="Heading2"/>
       </w:pPr>
-      <w:bookmarkStart w:id="32" w:name="references"/>
+      <w:bookmarkStart w:id="34" w:name="references"/>
       <w:r>
         <w:t xml:space="preserve">References</w:t>
       </w:r>
-      <w:bookmarkEnd w:id="32"/>
+      <w:bookmarkEnd w:id="34"/>
     </w:p>
     <w:p>
       <w:pPr>
@@ -14886,21 +14943,21 @@
       <w:pPr>
         <w:pStyle w:val="Heading2"/>
       </w:pPr>
-      <w:bookmarkStart w:id="33" w:name="appendix"/>
+      <w:bookmarkStart w:id="35" w:name="appendix"/>
       <w:r>
         <w:t xml:space="preserve">Appendix</w:t>
       </w:r>
-      <w:bookmarkEnd w:id="33"/>
+      <w:bookmarkEnd w:id="35"/>
     </w:p>
     <w:p>
       <w:pPr>
         <w:pStyle w:val="Heading3"/>
       </w:pPr>
-      <w:bookmarkStart w:id="34" w:name="X1350307a062afd3b25ebfbe533c8c3d79ecfb67"/>
+      <w:bookmarkStart w:id="36" w:name="X1350307a062afd3b25ebfbe533c8c3d79ecfb67"/>
       <w:r>
         <w:t xml:space="preserve">Predicted probabilities under the ordinal dose model</w:t>
       </w:r>
-      <w:bookmarkEnd w:id="34"/>
+      <w:bookmarkEnd w:id="36"/>
     </w:p>
     <w:p>
       <w:pPr>
@@ -16650,11 +16707,11 @@
       <w:pPr>
         <w:pStyle w:val="Heading3"/>
       </w:pPr>
-      <w:bookmarkStart w:id="35" w:name="X089ca8b0f4591388a9d88032671def42de6f07e"/>
+      <w:bookmarkStart w:id="37" w:name="X089ca8b0f4591388a9d88032671def42de6f07e"/>
       <w:r>
         <w:t xml:space="preserve">Alternative multinomial dose model for stabilized dose weights</w:t>
       </w:r>
-      <w:bookmarkEnd w:id="35"/>
+      <w:bookmarkEnd w:id="37"/>
     </w:p>
     <w:p>
       <w:pPr>
@@ -18193,11 +18250,11 @@
       <w:pPr>
         <w:pStyle w:val="Heading4"/>
       </w:pPr>
-      <w:bookmarkStart w:id="36" w:name="X9107321e4dc3cbc2e351b32ae9e7f840184248e"/>
+      <w:bookmarkStart w:id="38" w:name="X9107321e4dc3cbc2e351b32ae9e7f840184248e"/>
       <w:r>
         <w:t xml:space="preserve">Predicted probabilities under the multinomial dose model</w:t>
       </w:r>
-      <w:bookmarkEnd w:id="36"/>
+      <w:bookmarkEnd w:id="38"/>
     </w:p>
     <w:p>
       <w:pPr>
